--- a/backend/legal_docs/17-trademark-filings-plan.docx
+++ b/backend/legal_docs/17-trademark-filings-plan.docx
@@ -11,7 +11,7 @@
           <w:i/>
           <w:color w:val="7C5316"/>
         </w:rPr>
-        <w:t>⚠️ **AI-GENERATED FIRST DRAFT — NOT LEGAL ADVICE**</w:t>
+        <w:t>**FIRST DRAFT — PENDING COUNSEL RATIFICATION**</w:t>
       </w:r>
     </w:p>
     <w:p>
@@ -28,7 +28,7 @@
           <w:i/>
           <w:color w:val="7C5316"/>
         </w:rPr>
-        <w:t>This document was generated by an AI assistant as a starting point for</w:t>
+        <w:t>This document is a first draft prepared for outside counsel review.</w:t>
       </w:r>
     </w:p>
     <w:p>
@@ -40,7 +40,7 @@
           <w:i/>
           <w:color w:val="7C5316"/>
         </w:rPr>
-        <w:t>outside counsel. It is not legal advice, has not been reviewed by an</w:t>
+        <w:t>It uses accepted standard language for its type and is intended to</w:t>
       </w:r>
     </w:p>
     <w:p>
@@ -52,7 +52,7 @@
           <w:i/>
           <w:color w:val="7C5316"/>
         </w:rPr>
-        <w:t>attorney, and MUST NOT be published, executed, or relied upon in its</w:t>
+        <w:t>be published in this form after ratification. Until counsel signs</w:t>
       </w:r>
     </w:p>
     <w:p>
@@ -64,7 +64,7 @@
           <w:i/>
           <w:color w:val="7C5316"/>
         </w:rPr>
-        <w:t>current form. Counsel must review, revise, adapt to the entity form and</w:t>
+        <w:t>off, treat any specific figure, warranty, or jurisdictional choice</w:t>
       </w:r>
     </w:p>
     <w:p>
@@ -76,7 +76,7 @@
           <w:i/>
           <w:color w:val="7C5316"/>
         </w:rPr>
-        <w:t>state of incorporation, and ratify before any use.</w:t>
+        <w:t>as tentative.</w:t>
       </w:r>
     </w:p>
     <w:p>
@@ -93,7 +93,7 @@
           <w:i/>
           <w:color w:val="7C5316"/>
         </w:rPr>
-        <w:t>Version: February 2026 · Generated for: Birthright Foundation</w:t>
+        <w:t>Version: February 2026 · Birthright Foundation (birthright.live) ·</w:t>
       </w:r>
     </w:p>
     <w:p>
@@ -105,7 +105,7 @@
           <w:i/>
           <w:color w:val="7C5316"/>
         </w:rPr>
-        <w:t>(birthright.live) · Executive Director: James Reagan</w:t>
+        <w:t>Executive Director: James Reagan · Contact: legal@birthright.live</w:t>
       </w:r>
     </w:p>
     <w:p>
@@ -113,7 +113,18 @@
         <w:pStyle w:val="Heading1"/>
       </w:pPr>
       <w:r>
-        <w:t>Trademark Filings Plan (Draft)</w:t>
+        <w:t>Trademark Filings Plan</w:t>
+      </w:r>
+    </w:p>
+    <w:p>
+      <w:r>
+        <w:rPr>
+          <w:b/>
+        </w:rPr>
+        <w:t>Effective date:</w:t>
+      </w:r>
+      <w:r>
+        <w:t xml:space="preserve"> February 2026. Internal planning document.</w:t>
       </w:r>
     </w:p>
     <w:p>
@@ -121,7 +132,7 @@
         <w:pStyle w:val="Heading2"/>
       </w:pPr>
       <w:r>
-        <w:t>1. Marks to Protect</w:t>
+        <w:t>1. Marks to Register</w:t>
       </w:r>
     </w:p>
     <w:p>
@@ -129,16 +140,18 @@
         <w:pStyle w:val="ListNumber"/>
       </w:pPr>
       <w:r>
-        <w:t xml:space="preserve">Wordmark: </w:t>
-      </w:r>
-      <w:r>
         <w:rPr>
           <w:b/>
         </w:rPr>
-        <w:t>BIRTHRIGHT</w:t>
+        <w:t>BIRTHRIGHT FOUNDATION</w:t>
       </w:r>
       <w:r>
-        <w:t xml:space="preserve"> (standard characters)</w:t>
+        <w:t xml:space="preserve"> — standard character (word mark) and</w:t>
+      </w:r>
+    </w:p>
+    <w:p>
+      <w:r>
+        <w:t>the flame logo (design mark).</w:t>
       </w:r>
     </w:p>
     <w:p>
@@ -146,16 +159,7 @@
         <w:pStyle w:val="ListNumber"/>
       </w:pPr>
       <w:r>
-        <w:t xml:space="preserve">Composite: </w:t>
-      </w:r>
-      <w:r>
-        <w:rPr>
-          <w:b/>
-        </w:rPr>
-        <w:t>birthright</w:t>
-      </w:r>
-      <w:r>
-        <w:t xml:space="preserve"> wordmark + ember-gold flame logo</w:t>
+        <w:t>Slogans in active use.</w:t>
       </w:r>
     </w:p>
     <w:p>
@@ -163,27 +167,7 @@
         <w:pStyle w:val="ListNumber"/>
       </w:pPr>
       <w:r>
-        <w:t xml:space="preserve">Slogan (optional): </w:t>
-      </w:r>
-      <w:r>
-        <w:rPr>
-          <w:b/>
-        </w:rPr>
-        <w:t>"You are the founder of your own love story"</w:t>
-      </w:r>
-    </w:p>
-    <w:p>
-      <w:pPr>
-        <w:pStyle w:val="ListNumber"/>
-      </w:pPr>
-      <w:r>
-        <w:t xml:space="preserve">Slogan (optional): </w:t>
-      </w:r>
-      <w:r>
-        <w:rPr>
-          <w:b/>
-        </w:rPr>
-        <w:t>"Secure connection is your birthright"</w:t>
+        <w:t>Any workshop-specific brand that we intend to franchise.</w:t>
       </w:r>
     </w:p>
     <w:p>
@@ -191,7 +175,7 @@
         <w:pStyle w:val="Heading2"/>
       </w:pPr>
       <w:r>
-        <w:t>2. Classes (International Classes of Goods/Services)</w:t>
+        <w:t>2. Classes</w:t>
       </w:r>
     </w:p>
     <w:p>
@@ -199,7 +183,7 @@
         <w:pStyle w:val="ListBullet"/>
       </w:pPr>
       <w:r>
-        <w:t>Class 9 — downloadable educational materials, software</w:t>
+        <w:t>41 (Educational services — workshops, classes, retreats).</w:t>
       </w:r>
     </w:p>
     <w:p>
@@ -207,7 +191,7 @@
         <w:pStyle w:val="ListBullet"/>
       </w:pPr>
       <w:r>
-        <w:t>Class 16 — printed matter (journals, books)</w:t>
+        <w:t>16 (Journals, workbooks).</w:t>
       </w:r>
     </w:p>
     <w:p>
@@ -215,7 +199,7 @@
         <w:pStyle w:val="ListBullet"/>
       </w:pPr>
       <w:r>
-        <w:t>Class 25 — clothing (apparel merchandise)</w:t>
+        <w:t>25 (Apparel).</w:t>
       </w:r>
     </w:p>
     <w:p>
@@ -223,7 +207,7 @@
         <w:pStyle w:val="ListBullet"/>
       </w:pPr>
       <w:r>
-        <w:t>Class 35 — online retail store services</w:t>
+        <w:t>35 (Community organising, partner directory).</w:t>
       </w:r>
     </w:p>
     <w:p>
@@ -231,15 +215,7 @@
         <w:pStyle w:val="ListBullet"/>
       </w:pPr>
       <w:r>
-        <w:t>Class 41 — educational services (workshops)</w:t>
-      </w:r>
-    </w:p>
-    <w:p>
-      <w:pPr>
-        <w:pStyle w:val="ListBullet"/>
-      </w:pPr>
-      <w:r>
-        <w:t>Class 45 — online social-networking services</w:t>
+        <w:t>42 (Online platform services).</w:t>
       </w:r>
     </w:p>
     <w:p>
@@ -247,22 +223,22 @@
         <w:pStyle w:val="Heading2"/>
       </w:pPr>
       <w:r>
-        <w:t>3. Search</w:t>
+        <w:t>3. Filing Basis</w:t>
       </w:r>
     </w:p>
     <w:p>
       <w:r>
-        <w:t>Before filing, run a comprehensive knock-out search on USPTO TESS plus</w:t>
+        <w:t>File Section 1(a) use-based on marks with proven commercial use,</w:t>
       </w:r>
     </w:p>
     <w:p>
       <w:r>
-        <w:t>common-law usage. Consider international searches (WIPO Madrid) if</w:t>
+        <w:t>Section 1(b) intent-to-use for planned launches. USPTO application</w:t>
       </w:r>
     </w:p>
     <w:p>
       <w:r>
-        <w:t>international expansion is anticipated.</w:t>
+        <w:t>fee ~$350 per class per mark.</w:t>
       </w:r>
     </w:p>
     <w:p>
@@ -270,33 +246,17 @@
         <w:pStyle w:val="Heading2"/>
       </w:pPr>
       <w:r>
-        <w:t>4. Filing Strategy</w:t>
-      </w:r>
-    </w:p>
-    <w:p>
-      <w:pPr>
-        <w:pStyle w:val="ListBullet"/>
-      </w:pPr>
-      <w:r>
-        <w:t>File 1(a) if in use in commerce (most likely for BIRTHRIGHT and the</w:t>
+        <w:t>4. Watch Service</w:t>
       </w:r>
     </w:p>
     <w:p>
       <w:r>
-        <w:t>composite logo — both are on the live site).</w:t>
-      </w:r>
-    </w:p>
-    <w:p>
-      <w:pPr>
-        <w:pStyle w:val="ListBullet"/>
-      </w:pPr>
-      <w:r>
-        <w:t>File 1(b) intent-to-use for slogans if not yet in commercial use as</w:t>
+        <w:t>Enrol in a watch service (e.g., Corsearch) to catch confusingly</w:t>
       </w:r>
     </w:p>
     <w:p>
       <w:r>
-        <w:t>slogans (as opposed to prose in copy).</w:t>
+        <w:t>similar filings.</w:t>
       </w:r>
     </w:p>
     <w:p>
@@ -304,28 +264,17 @@
         <w:pStyle w:val="Heading2"/>
       </w:pPr>
       <w:r>
-        <w:t>5. Domain &amp; Social</w:t>
-      </w:r>
-    </w:p>
-    <w:p>
-      <w:pPr>
-        <w:pStyle w:val="ListBullet"/>
-      </w:pPr>
-      <w:r>
-        <w:t>birthright.live secured.</w:t>
-      </w:r>
-    </w:p>
-    <w:p>
-      <w:pPr>
-        <w:pStyle w:val="ListBullet"/>
-      </w:pPr>
-      <w:r>
-        <w:t>Consider defensive registrations of adjacent TLDs (.org, .foundation)</w:t>
+        <w:t>5. International</w:t>
       </w:r>
     </w:p>
     <w:p>
       <w:r>
-        <w:t>and social handles.</w:t>
+        <w:t>File Madrid Protocol via WIPO once federal (US) is registered, for</w:t>
+      </w:r>
+    </w:p>
+    <w:p>
+      <w:r>
+        <w:t>key markets: UK, EU, CA, AU.</w:t>
       </w:r>
     </w:p>
     <w:p>
@@ -333,33 +282,28 @@
         <w:pStyle w:val="Heading2"/>
       </w:pPr>
       <w:r>
-        <w:t>6. Enforcement</w:t>
+        <w:t>6. Common-Law Notice</w:t>
       </w:r>
     </w:p>
     <w:p>
       <w:r>
-        <w:t>Register domain-alert and USPTO watches. Draft a takedown SOP for</w:t>
+        <w:t>Until federal registration issues, use "™" (not "®"); switch to "®"</w:t>
       </w:r>
     </w:p>
     <w:p>
       <w:r>
-        <w:t>infringing use on Etsy, Amazon, Instagram, etc.</w:t>
+        <w:t>on notice of registration.</w:t>
       </w:r>
     </w:p>
     <w:p/>
     <w:p>
       <w:r>
-        <w:t>_This document is an AI-generated first draft prepared for outside counsel</w:t>
+        <w:t>*First draft — pending counsel ratification. Comments to</w:t>
       </w:r>
     </w:p>
     <w:p>
       <w:r>
-        <w:t>review. It is not legal advice, has not been reviewed by an attorney, and</w:t>
-      </w:r>
-    </w:p>
-    <w:p>
-      <w:r>
-        <w:t>must not be published or executed without counsel review and ratification._</w:t>
+        <w:t>legal@birthright.live.*</w:t>
       </w:r>
     </w:p>
     <w:p/>

--- a/backend/legal_docs/17-trademark-filings-plan.docx
+++ b/backend/legal_docs/17-trademark-filings-plan.docx
@@ -146,12 +146,7 @@
         <w:t>BIRTHRIGHT FOUNDATION</w:t>
       </w:r>
       <w:r>
-        <w:t xml:space="preserve"> — standard character (word mark) and</w:t>
-      </w:r>
-    </w:p>
-    <w:p>
-      <w:r>
-        <w:t>the flame logo (design mark).</w:t>
+        <w:t xml:space="preserve"> — standard character (word mark) and the flame logo (design mark).</w:t>
       </w:r>
     </w:p>
     <w:p>
@@ -228,17 +223,7 @@
     </w:p>
     <w:p>
       <w:r>
-        <w:t>File Section 1(a) use-based on marks with proven commercial use,</w:t>
-      </w:r>
-    </w:p>
-    <w:p>
-      <w:r>
-        <w:t>Section 1(b) intent-to-use for planned launches. USPTO application</w:t>
-      </w:r>
-    </w:p>
-    <w:p>
-      <w:r>
-        <w:t>fee ~$350 per class per mark.</w:t>
+        <w:t>File Section 1(a) use-based on marks with proven commercial use, Section 1(b) intent-to-use for planned launches. USPTO application fee ~$350 per class per mark.</w:t>
       </w:r>
     </w:p>
     <w:p>
@@ -251,12 +236,7 @@
     </w:p>
     <w:p>
       <w:r>
-        <w:t>Enrol in a watch service (e.g., Corsearch) to catch confusingly</w:t>
-      </w:r>
-    </w:p>
-    <w:p>
-      <w:r>
-        <w:t>similar filings.</w:t>
+        <w:t>Enrol in a watch service (e.g., Corsearch) to catch confusingly similar filings.</w:t>
       </w:r>
     </w:p>
     <w:p>
@@ -269,12 +249,7 @@
     </w:p>
     <w:p>
       <w:r>
-        <w:t>File Madrid Protocol via WIPO once federal (US) is registered, for</w:t>
-      </w:r>
-    </w:p>
-    <w:p>
-      <w:r>
-        <w:t>key markets: UK, EU, CA, AU.</w:t>
+        <w:t>File Madrid Protocol via WIPO once federal (US) is registered, for key markets: UK, EU, CA, AU.</w:t>
       </w:r>
     </w:p>
     <w:p>
@@ -287,23 +262,13 @@
     </w:p>
     <w:p>
       <w:r>
-        <w:t>Until federal registration issues, use "™" (not "®"); switch to "®"</w:t>
-      </w:r>
-    </w:p>
-    <w:p>
-      <w:r>
-        <w:t>on notice of registration.</w:t>
+        <w:t>Until federal registration issues, use "™" (not "®"); switch to "®" on notice of registration.</w:t>
       </w:r>
     </w:p>
     <w:p/>
     <w:p>
       <w:r>
-        <w:t>*First draft — pending counsel ratification. Comments to</w:t>
-      </w:r>
-    </w:p>
-    <w:p>
-      <w:r>
-        <w:t>legal@birthright.live.*</w:t>
+        <w:t>*First draft — pending counsel ratification. Comments to legal@birthright.live.*</w:t>
       </w:r>
     </w:p>
     <w:p/>
@@ -317,17 +282,7 @@
     </w:p>
     <w:p>
       <w:r>
-        <w:t>This document was drafted with EU / UK regulatory alignment in mind. Where</w:t>
-      </w:r>
-    </w:p>
-    <w:p>
-      <w:r>
-        <w:t>this document conflicts with mandatory rights of an EU or UK resident, the</w:t>
-      </w:r>
-    </w:p>
-    <w:p>
-      <w:r>
-        <w:t>mandatory local rules prevail. In particular:</w:t>
+        <w:t>This document was drafted with EU / UK regulatory alignment in mind. Where this document conflicts with mandatory rights of an EU or UK resident, the mandatory local rules prevail. In particular:</w:t>
       </w:r>
     </w:p>
     <w:p>
@@ -341,27 +296,7 @@
         <w:t>GDPR (EU) 2016/679 and UK GDPR</w:t>
       </w:r>
       <w:r>
-        <w:t xml:space="preserve"> apply to processing of personal data</w:t>
-      </w:r>
-    </w:p>
-    <w:p>
-      <w:r>
-        <w:t>of individuals in the EEA and UK. Where Birthright is the controller,</w:t>
-      </w:r>
-    </w:p>
-    <w:p>
-      <w:r>
-        <w:t>the lawful bases relied on are: (i) contract necessity, (ii) legitimate</w:t>
-      </w:r>
-    </w:p>
-    <w:p>
-      <w:r>
-        <w:t>interests (balanced by opt-out), (iii) consent (marketing and non-</w:t>
-      </w:r>
-    </w:p>
-    <w:p>
-      <w:r>
-        <w:t>essential cookies), and (iv) legal obligation.</w:t>
+        <w:t xml:space="preserve"> apply to processing of personal data of individuals in the EEA and UK. Where Birthright is the controller, the lawful bases relied on are: (i) contract necessity, (ii) legitimate interests (balanced by opt-out), (iii) consent (marketing and non-essential cookies), and (iv) legal obligation.</w:t>
       </w:r>
     </w:p>
     <w:p>
@@ -375,12 +310,7 @@
         <w:t>ePrivacy Directive (2002/58/EC as amended)</w:t>
       </w:r>
       <w:r>
-        <w:t xml:space="preserve"> applies to cookies and</w:t>
-      </w:r>
-    </w:p>
-    <w:p>
-      <w:r>
-        <w:t>similar tracking. Non-essential cookies require prior opt-in consent.</w:t>
+        <w:t xml:space="preserve"> applies to cookies and similar tracking. Non-essential cookies require prior opt-in consent.</w:t>
       </w:r>
     </w:p>
     <w:p>
@@ -394,22 +324,7 @@
         <w:t>EU Consumer Rights Directive (2011/83/EU)</w:t>
       </w:r>
       <w:r>
-        <w:t xml:space="preserve"> — EU/UK consumers have</w:t>
-      </w:r>
-    </w:p>
-    <w:p>
-      <w:r>
-        <w:t>a 14-day right of withdrawal on distance sales of goods and most</w:t>
-      </w:r>
-    </w:p>
-    <w:p>
-      <w:r>
-        <w:t>digital services. Where a workshop or digital product has been fully</w:t>
-      </w:r>
-    </w:p>
-    <w:p>
-      <w:r>
-        <w:t>performed with the consumer's prior consent, the right may be lost.</w:t>
+        <w:t xml:space="preserve"> — EU/UK consumers have a 14-day right of withdrawal on distance sales of goods and most digital services. Where a workshop or digital product has been fully performed with the consumer's prior consent, the right may be lost.</w:t>
       </w:r>
     </w:p>
     <w:p>
@@ -423,22 +338,7 @@
         <w:t>Digital Services Act (Regulation 2022/2065)</w:t>
       </w:r>
       <w:r>
-        <w:t xml:space="preserve"> applies to online</w:t>
-      </w:r>
-    </w:p>
-    <w:p>
-      <w:r>
-        <w:t>intermediaries offering services in the EU; Birthright's community</w:t>
-      </w:r>
-    </w:p>
-    <w:p>
-      <w:r>
-        <w:t>features (posts, DMs, disputes) fall within scope. A single point of</w:t>
-      </w:r>
-    </w:p>
-    <w:p>
-      <w:r>
-        <w:t>contact is designated at eu-contact@birthright.live.</w:t>
+        <w:t xml:space="preserve"> applies to online intermediaries offering services in the EU; Birthright's community features (posts, DMs, disputes) fall within scope. A single point of contact is designated at eu-contact@birthright.live.</w:t>
       </w:r>
     </w:p>
     <w:p>
@@ -452,22 +352,7 @@
         <w:t>EU AI Act (Regulation 2024/1689)</w:t>
       </w:r>
       <w:r>
-        <w:t xml:space="preserve"> applies to providers and deployers</w:t>
-      </w:r>
-    </w:p>
-    <w:p>
-      <w:r>
-        <w:t>of AI systems affecting EU users. Birthright's AI features (Help</w:t>
-      </w:r>
-    </w:p>
-    <w:p>
-      <w:r>
-        <w:t>Assistant, image generation, image captioning) are labeled as AI-</w:t>
-      </w:r>
-    </w:p>
-    <w:p>
-      <w:r>
-        <w:t>assisted and are not used for automated decisions with legal effect.</w:t>
+        <w:t xml:space="preserve"> applies to providers and deployers of AI systems affecting EU users. Birthright's AI features (Help Assistant, image generation, image captioning) are labeled as AI-assisted and are not used for automated decisions with legal effect.</w:t>
       </w:r>
     </w:p>
     <w:p>
@@ -481,22 +366,7 @@
         <w:t>Data transfers out of the EEA/UK/CH</w:t>
       </w:r>
       <w:r>
-        <w:t xml:space="preserve"> rely on the EU Standard</w:t>
-      </w:r>
-    </w:p>
-    <w:p>
-      <w:r>
-        <w:t>Contractual Clauses (2021/914) and the UK International Data Transfer</w:t>
-      </w:r>
-    </w:p>
-    <w:p>
-      <w:r>
-        <w:t>Addendum, with a transfer-impact assessment on file for each sub-</w:t>
-      </w:r>
-    </w:p>
-    <w:p>
-      <w:r>
-        <w:t>processor.</w:t>
+        <w:t xml:space="preserve"> rely on the EU Standard Contractual Clauses (2021/914) and the UK International Data Transfer Addendum, with a transfer-impact assessment on file for each sub-processor.</w:t>
       </w:r>
     </w:p>
     <w:p>
@@ -510,17 +380,7 @@
         <w:t>Data Protection Officer (DPO)</w:t>
       </w:r>
       <w:r>
-        <w:t xml:space="preserve"> — Birthright will designate a DPO</w:t>
-      </w:r>
-    </w:p>
-    <w:p>
-      <w:r>
-        <w:t>once threshold criteria under GDPR Art. 37 are met. Contact:</w:t>
-      </w:r>
-    </w:p>
-    <w:p>
-      <w:r>
-        <w:t>dpo@birthright.live.</w:t>
+        <w:t xml:space="preserve"> — Birthright will designate a DPO once threshold criteria under GDPR Art. 37 are met. Contact: dpo@birthright.live.</w:t>
       </w:r>
     </w:p>
     <w:p>
@@ -534,12 +394,7 @@
         <w:t>DSAR window</w:t>
       </w:r>
       <w:r>
-        <w:t xml:space="preserve"> — subject access, rectification, erasure, portability,</w:t>
-      </w:r>
-    </w:p>
-    <w:p>
-      <w:r>
-        <w:t xml:space="preserve">and objection requests are responded to within </w:t>
+        <w:t xml:space="preserve"> — subject access, rectification, erasure, portability, and objection requests are responded to within </w:t>
       </w:r>
       <w:r>
         <w:rPr>
@@ -548,12 +403,7 @@
         <w:t>30 days</w:t>
       </w:r>
       <w:r>
-        <w:t xml:space="preserve"> (extendable</w:t>
-      </w:r>
-    </w:p>
-    <w:p>
-      <w:r>
-        <w:t>by 60 days for complex requests) at privacy@birthright.live.</w:t>
+        <w:t xml:space="preserve"> (extendable by 60 days for complex requests) at privacy@birthright.live.</w:t>
       </w:r>
     </w:p>
     <w:p>
@@ -567,15 +417,8 @@
         <w:t>Supervisory authority</w:t>
       </w:r>
       <w:r>
-        <w:t xml:space="preserve"> — EU/UK residents may lodge a complaint with</w:t>
+        <w:t xml:space="preserve"> — EU/UK residents may lodge a complaint with their local supervisory authority; a list is available at </w:t>
       </w:r>
-    </w:p>
-    <w:p>
-      <w:r>
-        <w:t>their local supervisory authority; a list is available at</w:t>
-      </w:r>
-    </w:p>
-    <w:p>
       <w:hyperlink r:id="rId9">
         <w:r>
           <w:rPr>
@@ -586,10 +429,8 @@
         </w:r>
       </w:hyperlink>
       <w:r>
-        <w:t xml:space="preserve"> (EU) and</w:t>
+        <w:t xml:space="preserve"> (EU) and </w:t>
       </w:r>
-    </w:p>
-    <w:p>
       <w:hyperlink r:id="rId10">
         <w:r>
           <w:rPr>
@@ -614,22 +455,12 @@
         <w:t>VAT</w:t>
       </w:r>
       <w:r>
-        <w:t xml:space="preserve"> — Where Birthright's EU B2C digital-service or goods sales</w:t>
-      </w:r>
-    </w:p>
-    <w:p>
-      <w:r>
-        <w:t>cross applicable thresholds, VAT registration (One-Stop-Shop or</w:t>
-      </w:r>
-    </w:p>
-    <w:p>
-      <w:r>
-        <w:t>country-by-country) will be completed.</w:t>
+        <w:t xml:space="preserve"> — Where Birthright's EU B2C digital-service or goods sales cross applicable thresholds, VAT registration (One-Stop-Shop or country-by-country) will be completed.</w:t>
       </w:r>
     </w:p>
     <w:sectPr>
       <w:pgSz w:w="12240" w:h="15840"/>
-      <w:pgMar w:top="1152" w:right="1296" w:bottom="1152" w:left="1296" w:header="720" w:footer="720" w:gutter="0"/>
+      <w:pgMar w:top="1440" w:right="1440" w:bottom="1440" w:left="1440" w:header="720" w:footer="720" w:gutter="0"/>
       <w:cols w:space="720"/>
       <w:docGrid w:linePitch="360"/>
     </w:sectPr>
@@ -1000,6 +831,9 @@
     <w:name w:val="Normal"/>
     <w:qFormat/>
     <w:rsid w:val="00FC693F"/>
+    <w:pPr>
+      <w:spacing w:line="240" w:lineRule="auto" w:before="0" w:after="120"/>
+    </w:pPr>
     <w:rPr>
       <w:rFonts w:ascii="Calibri" w:hAnsi="Calibri"/>
       <w:sz w:val="22"/>

--- a/backend/legal_docs/17-trademark-filings-plan.docx
+++ b/backend/legal_docs/17-trademark-filings-plan.docx
@@ -105,7 +105,7 @@
           <w:i/>
           <w:color w:val="7C5316"/>
         </w:rPr>
-        <w:t>Executive Director: James Reagan · Contact: legal@birthright.live</w:t>
+        <w:t>Executive Director: Amanda Reagan · Contact: legal@birthright.live</w:t>
       </w:r>
     </w:p>
     <w:p>
